--- a/demo/company-docs/ma-term-sheet-ferrolake.docx
+++ b/demo/company-docs/ma-term-sheet-ferrolake.docx
@@ -3,26 +3,132 @@
 <w:document xmlns:wpc="http://schemas.microsoft.com/office/word/2010/wordprocessingCanvas" xmlns:mo="http://schemas.microsoft.com/office/mac/office/2008/main" xmlns:mc="http://schemas.openxmlformats.org/markup-compatibility/2006" xmlns:mv="urn:schemas-microsoft-com:mac:vml" xmlns:o="urn:schemas-microsoft-com:office:office" xmlns:r="http://schemas.openxmlformats.org/officeDocument/2006/relationships" xmlns:m="http://schemas.openxmlformats.org/officeDocument/2006/math" xmlns:v="urn:schemas-microsoft-com:vml" xmlns:wp14="http://schemas.microsoft.com/office/word/2010/wordprocessingDrawing" xmlns:wp="http://schemas.openxmlformats.org/drawingml/2006/wordprocessingDrawing" xmlns:w10="urn:schemas-microsoft-com:office:word" xmlns:w="http://schemas.openxmlformats.org/wordprocessingml/2006/main" xmlns:w14="http://schemas.microsoft.com/office/word/2010/wordml" xmlns:wpg="http://schemas.microsoft.com/office/word/2010/wordprocessingGroup" xmlns:wpi="http://schemas.microsoft.com/office/word/2010/wordprocessingInk" xmlns:wne="http://schemas.microsoft.com/office/word/2006/wordml" xmlns:wps="http://schemas.microsoft.com/office/word/2010/wordprocessingShape" mc:Ignorable="w14 wp14">
   <w:body>
     <w:p>
-      <w:r>
-        <w:rPr>
-          <w:b/>
-        </w:rPr>
-        <w:t>CONFIDENTIAL - Calloway Metrics</w:t>
-      </w:r>
-    </w:p>
-    <w:p>
       <w:pPr>
-        <w:pStyle w:val="Heading1"/>
+        <w:pStyle w:val="Title"/>
       </w:pPr>
       <w:r>
         <w:t>Term Sheet: Acquisition of Ferrolake Data Systems B.V.</w:t>
       </w:r>
     </w:p>
-    <w:p>
-      <w:r>
-        <w:t>Version Draft 4 (Buyer comments) | Last updated Oct 2, 2026 | Owner: L. Brandt (GC) / Halvorsen Partners | Distribution: Deal team only | Change note: escrow 10%, W&amp;I added</w:t>
-      </w:r>
-    </w:p>
+    <w:tbl>
+      <w:tblPr>
+        <w:tblStyle w:val="LightGrid-Accent1"/>
+        <w:tblW w:type="auto" w:w="0"/>
+        <w:tblLook w:firstColumn="1" w:firstRow="1" w:lastColumn="0" w:lastRow="0" w:noHBand="0" w:noVBand="1" w:val="04A0"/>
+      </w:tblPr>
+      <w:tblGrid>
+        <w:gridCol w:w="1728"/>
+        <w:gridCol w:w="1728"/>
+        <w:gridCol w:w="1728"/>
+        <w:gridCol w:w="1728"/>
+        <w:gridCol w:w="1728"/>
+      </w:tblGrid>
+      <w:tr>
+        <w:tc>
+          <w:tcPr>
+            <w:tcW w:type="dxa" w:w="1728"/>
+          </w:tcPr>
+          <w:p>
+            <w:r>
+              <w:t>Version</w:t>
+            </w:r>
+          </w:p>
+        </w:tc>
+        <w:tc>
+          <w:tcPr>
+            <w:tcW w:type="dxa" w:w="1728"/>
+          </w:tcPr>
+          <w:p>
+            <w:r>
+              <w:t>Date</w:t>
+            </w:r>
+          </w:p>
+        </w:tc>
+        <w:tc>
+          <w:tcPr>
+            <w:tcW w:type="dxa" w:w="1728"/>
+          </w:tcPr>
+          <w:p>
+            <w:r>
+              <w:t>Owner</w:t>
+            </w:r>
+          </w:p>
+        </w:tc>
+        <w:tc>
+          <w:tcPr>
+            <w:tcW w:type="dxa" w:w="1728"/>
+          </w:tcPr>
+          <w:p>
+            <w:r>
+              <w:t>Distribution</w:t>
+            </w:r>
+          </w:p>
+        </w:tc>
+        <w:tc>
+          <w:tcPr>
+            <w:tcW w:type="dxa" w:w="1728"/>
+          </w:tcPr>
+          <w:p>
+            <w:r>
+              <w:t>Change</w:t>
+            </w:r>
+          </w:p>
+        </w:tc>
+      </w:tr>
+      <w:tr>
+        <w:tc>
+          <w:tcPr>
+            <w:tcW w:type="dxa" w:w="1728"/>
+          </w:tcPr>
+          <w:p>
+            <w:r>
+              <w:t>Draft 4 (Buyer comments)</w:t>
+            </w:r>
+          </w:p>
+        </w:tc>
+        <w:tc>
+          <w:tcPr>
+            <w:tcW w:type="dxa" w:w="1728"/>
+          </w:tcPr>
+          <w:p>
+            <w:r>
+              <w:t>Oct 2, 2026</w:t>
+            </w:r>
+          </w:p>
+        </w:tc>
+        <w:tc>
+          <w:tcPr>
+            <w:tcW w:type="dxa" w:w="1728"/>
+          </w:tcPr>
+          <w:p>
+            <w:r>
+              <w:t>L. Brandt (GC) / Halvorsen Partners</w:t>
+            </w:r>
+          </w:p>
+        </w:tc>
+        <w:tc>
+          <w:tcPr>
+            <w:tcW w:type="dxa" w:w="1728"/>
+          </w:tcPr>
+          <w:p>
+            <w:r>
+              <w:t>Deal team only</w:t>
+            </w:r>
+          </w:p>
+        </w:tc>
+        <w:tc>
+          <w:tcPr>
+            <w:tcW w:type="dxa" w:w="1728"/>
+          </w:tcPr>
+          <w:p>
+            <w:r>
+              <w:t>escrow 10%, W&amp;I added</w:t>
+            </w:r>
+          </w:p>
+        </w:tc>
+      </w:tr>
+    </w:tbl>
+    <w:p/>
     <w:p>
       <w:r>
         <w:t>CONFIDENTIAL AND NON BINDING. This term sheet summarizes the principal terms of the proposed acquisition of Ferrolake Data Systems B.V. (the Company) by Calloway Metrics, Inc. (the Buyer). Except for the sections titled Exclusivity, Confidentiality and Governing Law, this term sheet is not legally binding. Dated October 2, 2026.</w:t>
@@ -99,17 +205,514 @@
       </w:r>
     </w:p>
     <w:p>
+      <w:pPr>
+        <w:pStyle w:val="Heading2"/>
+      </w:pPr>
+      <w:r>
+        <w:t>Summary of consideration</w:t>
+      </w:r>
+    </w:p>
+    <w:tbl>
+      <w:tblPr>
+        <w:tblStyle w:val="LightGrid-Accent1"/>
+        <w:tblW w:type="auto" w:w="0"/>
+        <w:tblLook w:firstColumn="1" w:firstRow="1" w:lastColumn="0" w:lastRow="0" w:noHBand="0" w:noVBand="1" w:val="04A0"/>
+      </w:tblPr>
+      <w:tblGrid>
+        <w:gridCol w:w="2160"/>
+        <w:gridCol w:w="2160"/>
+        <w:gridCol w:w="2160"/>
+        <w:gridCol w:w="2160"/>
+      </w:tblGrid>
+      <w:tr>
+        <w:tc>
+          <w:tcPr>
+            <w:tcW w:type="dxa" w:w="2160"/>
+          </w:tcPr>
+          <w:p>
+            <w:r>
+              <w:t>Component</w:t>
+            </w:r>
+          </w:p>
+        </w:tc>
+        <w:tc>
+          <w:tcPr>
+            <w:tcW w:type="dxa" w:w="2160"/>
+          </w:tcPr>
+          <w:p>
+            <w:r>
+              <w:t>Amount (USD)</w:t>
+            </w:r>
+          </w:p>
+        </w:tc>
+        <w:tc>
+          <w:tcPr>
+            <w:tcW w:type="dxa" w:w="2160"/>
+          </w:tcPr>
+          <w:p>
+            <w:r>
+              <w:t>Timing</w:t>
+            </w:r>
+          </w:p>
+        </w:tc>
+        <w:tc>
+          <w:tcPr>
+            <w:tcW w:type="dxa" w:w="2160"/>
+          </w:tcPr>
+          <w:p>
+            <w:r>
+              <w:t>Notes</w:t>
+            </w:r>
+          </w:p>
+        </w:tc>
+      </w:tr>
+      <w:tr>
+        <w:tc>
+          <w:tcPr>
+            <w:tcW w:type="dxa" w:w="2160"/>
+          </w:tcPr>
+          <w:p>
+            <w:r>
+              <w:t>Closing cash</w:t>
+            </w:r>
+          </w:p>
+        </w:tc>
+        <w:tc>
+          <w:tcPr>
+            <w:tcW w:type="dxa" w:w="2160"/>
+          </w:tcPr>
+          <w:p>
+            <w:r>
+              <w:t>24,000,000</w:t>
+            </w:r>
+          </w:p>
+        </w:tc>
+        <w:tc>
+          <w:tcPr>
+            <w:tcW w:type="dxa" w:w="2160"/>
+          </w:tcPr>
+          <w:p>
+            <w:r>
+              <w:t>at closing</w:t>
+            </w:r>
+          </w:p>
+        </w:tc>
+        <w:tc>
+          <w:tcPr>
+            <w:tcW w:type="dxa" w:w="2160"/>
+          </w:tcPr>
+          <w:p>
+            <w:r>
+              <w:t>less escrow 2,400,000</w:t>
+            </w:r>
+          </w:p>
+        </w:tc>
+      </w:tr>
+      <w:tr>
+        <w:tc>
+          <w:tcPr>
+            <w:tcW w:type="dxa" w:w="2160"/>
+          </w:tcPr>
+          <w:p>
+            <w:r>
+              <w:t>Buyer stock</w:t>
+            </w:r>
+          </w:p>
+        </w:tc>
+        <w:tc>
+          <w:tcPr>
+            <w:tcW w:type="dxa" w:w="2160"/>
+          </w:tcPr>
+          <w:p>
+            <w:r>
+              <w:t>11,500,000</w:t>
+            </w:r>
+          </w:p>
+        </w:tc>
+        <w:tc>
+          <w:tcPr>
+            <w:tcW w:type="dxa" w:w="2160"/>
+          </w:tcPr>
+          <w:p>
+            <w:r>
+              <w:t>at closing</w:t>
+            </w:r>
+          </w:p>
+        </w:tc>
+        <w:tc>
+          <w:tcPr>
+            <w:tcW w:type="dxa" w:w="2160"/>
+          </w:tcPr>
+          <w:p>
+            <w:r>
+              <w:t>625,000 shares, 12 month lockup</w:t>
+            </w:r>
+          </w:p>
+        </w:tc>
+      </w:tr>
+      <w:tr>
+        <w:tc>
+          <w:tcPr>
+            <w:tcW w:type="dxa" w:w="2160"/>
+          </w:tcPr>
+          <w:p>
+            <w:r>
+              <w:t>Earnout</w:t>
+            </w:r>
+          </w:p>
+        </w:tc>
+        <w:tc>
+          <w:tcPr>
+            <w:tcW w:type="dxa" w:w="2160"/>
+          </w:tcPr>
+          <w:p>
+            <w:r>
+              <w:t>up to 6,000,000</w:t>
+            </w:r>
+          </w:p>
+        </w:tc>
+        <w:tc>
+          <w:tcPr>
+            <w:tcW w:type="dxa" w:w="2160"/>
+          </w:tcPr>
+          <w:p>
+            <w:r>
+              <w:t>Q1 2028</w:t>
+            </w:r>
+          </w:p>
+        </w:tc>
+        <w:tc>
+          <w:tcPr>
+            <w:tcW w:type="dxa" w:w="2160"/>
+          </w:tcPr>
+          <w:p>
+            <w:r>
+              <w:t>linear between 25 and 40 deployments</w:t>
+            </w:r>
+          </w:p>
+        </w:tc>
+      </w:tr>
+      <w:tr>
+        <w:tc>
+          <w:tcPr>
+            <w:tcW w:type="dxa" w:w="2160"/>
+          </w:tcPr>
+          <w:p>
+            <w:r>
+              <w:t>Retention RSUs</w:t>
+            </w:r>
+          </w:p>
+        </w:tc>
+        <w:tc>
+          <w:tcPr>
+            <w:tcW w:type="dxa" w:w="2160"/>
+          </w:tcPr>
+          <w:p>
+            <w:r>
+              <w:t>3,200,000</w:t>
+            </w:r>
+          </w:p>
+        </w:tc>
+        <w:tc>
+          <w:tcPr>
+            <w:tcW w:type="dxa" w:w="2160"/>
+          </w:tcPr>
+          <w:p>
+            <w:r>
+              <w:t>4 yr vest</w:t>
+            </w:r>
+          </w:p>
+        </w:tc>
+        <w:tc>
+          <w:tcPr>
+            <w:tcW w:type="dxa" w:w="2160"/>
+          </w:tcPr>
+          <w:p>
+            <w:r>
+              <w:t>outside purchase price</w:t>
+            </w:r>
+          </w:p>
+        </w:tc>
+      </w:tr>
+      <w:tr>
+        <w:tc>
+          <w:tcPr>
+            <w:tcW w:type="dxa" w:w="2160"/>
+          </w:tcPr>
+          <w:p>
+            <w:r>
+              <w:t>Total headline</w:t>
+            </w:r>
+          </w:p>
+        </w:tc>
+        <w:tc>
+          <w:tcPr>
+            <w:tcW w:type="dxa" w:w="2160"/>
+          </w:tcPr>
+          <w:p>
+            <w:r>
+              <w:t>41,500,000</w:t>
+            </w:r>
+          </w:p>
+        </w:tc>
+        <w:tc>
+          <w:tcPr>
+            <w:tcW w:type="dxa" w:w="2160"/>
+          </w:tcPr>
+          <w:p>
+            <w:r/>
+          </w:p>
+        </w:tc>
+        <w:tc>
+          <w:tcPr>
+            <w:tcW w:type="dxa" w:w="2160"/>
+          </w:tcPr>
+          <w:p>
+            <w:r/>
+          </w:p>
+        </w:tc>
+      </w:tr>
+    </w:tbl>
+    <w:p/>
+    <w:p>
+      <w:pPr>
+        <w:pStyle w:val="Heading2"/>
+      </w:pPr>
+      <w:r>
+        <w:t>Earnout mechanics</w:t>
+      </w:r>
+    </w:p>
+    <w:p>
+      <w:r>
+        <w:t>An Enterprise Deployment means a paying customer of the Buyer on an Enterprise or Enterprise Plus plan with at least one production Riptrace stream processing more than one million events per day for 30 consecutive days. Payment is zero below 25 deployments, scales linearly from 25 to 40, and is capped at 6,000,000 dollars. The Buyer will operate the business in good faith but has no obligation to maximize the earnout. Acceleration of the full earnout occurs if the Buyer sells the Riptrace product line before December 31, 2027.</w:t>
+      </w:r>
+    </w:p>
+    <w:p>
+      <w:pPr>
+        <w:pStyle w:val="Heading2"/>
+      </w:pPr>
+      <w:r>
+        <w:t>Buyer comments on seller markup (Draft 4)</w:t>
+      </w:r>
+    </w:p>
+    <w:tbl>
+      <w:tblPr>
+        <w:tblStyle w:val="LightGrid-Accent1"/>
+        <w:tblW w:type="auto" w:w="0"/>
+        <w:tblLook w:firstColumn="1" w:firstRow="1" w:lastColumn="0" w:lastRow="0" w:noHBand="0" w:noVBand="1" w:val="04A0"/>
+      </w:tblPr>
+      <w:tblGrid>
+        <w:gridCol w:w="2880"/>
+        <w:gridCol w:w="2880"/>
+        <w:gridCol w:w="2880"/>
+      </w:tblGrid>
+      <w:tr>
+        <w:tc>
+          <w:tcPr>
+            <w:tcW w:type="dxa" w:w="2880"/>
+          </w:tcPr>
+          <w:p>
+            <w:r>
+              <w:t>Section</w:t>
+            </w:r>
+          </w:p>
+        </w:tc>
+        <w:tc>
+          <w:tcPr>
+            <w:tcW w:type="dxa" w:w="2880"/>
+          </w:tcPr>
+          <w:p>
+            <w:r>
+              <w:t>Seller position</w:t>
+            </w:r>
+          </w:p>
+        </w:tc>
+        <w:tc>
+          <w:tcPr>
+            <w:tcW w:type="dxa" w:w="2880"/>
+          </w:tcPr>
+          <w:p>
+            <w:r>
+              <w:t>Buyer response</w:t>
+            </w:r>
+          </w:p>
+        </w:tc>
+      </w:tr>
+      <w:tr>
+        <w:tc>
+          <w:tcPr>
+            <w:tcW w:type="dxa" w:w="2880"/>
+          </w:tcPr>
+          <w:p>
+            <w:r>
+              <w:t>Escrow</w:t>
+            </w:r>
+          </w:p>
+        </w:tc>
+        <w:tc>
+          <w:tcPr>
+            <w:tcW w:type="dxa" w:w="2880"/>
+          </w:tcPr>
+          <w:p>
+            <w:r>
+              <w:t>5% for 12 months</w:t>
+            </w:r>
+          </w:p>
+        </w:tc>
+        <w:tc>
+          <w:tcPr>
+            <w:tcW w:type="dxa" w:w="2880"/>
+          </w:tcPr>
+          <w:p>
+            <w:r>
+              <w:t>10% for 18 months, final</w:t>
+            </w:r>
+          </w:p>
+        </w:tc>
+      </w:tr>
+      <w:tr>
+        <w:tc>
+          <w:tcPr>
+            <w:tcW w:type="dxa" w:w="2880"/>
+          </w:tcPr>
+          <w:p>
+            <w:r>
+              <w:t>Earnout definition</w:t>
+            </w:r>
+          </w:p>
+        </w:tc>
+        <w:tc>
+          <w:tcPr>
+            <w:tcW w:type="dxa" w:w="2880"/>
+          </w:tcPr>
+          <w:p>
+            <w:r>
+              <w:t>any paid tenant</w:t>
+            </w:r>
+          </w:p>
+        </w:tc>
+        <w:tc>
+          <w:tcPr>
+            <w:tcW w:type="dxa" w:w="2880"/>
+          </w:tcPr>
+          <w:p>
+            <w:r>
+              <w:t>Enterprise plan only, 1M events/day threshold</w:t>
+            </w:r>
+          </w:p>
+        </w:tc>
+      </w:tr>
+      <w:tr>
+        <w:tc>
+          <w:tcPr>
+            <w:tcW w:type="dxa" w:w="2880"/>
+          </w:tcPr>
+          <w:p>
+            <w:r>
+              <w:t>Non compete</w:t>
+            </w:r>
+          </w:p>
+        </w:tc>
+        <w:tc>
+          <w:tcPr>
+            <w:tcW w:type="dxa" w:w="2880"/>
+          </w:tcPr>
+          <w:p>
+            <w:r>
+              <w:t>12 months</w:t>
+            </w:r>
+          </w:p>
+        </w:tc>
+        <w:tc>
+          <w:tcPr>
+            <w:tcW w:type="dxa" w:w="2880"/>
+          </w:tcPr>
+          <w:p>
+            <w:r>
+              <w:t>24 months, will accept 18 for non-founder sellers</w:t>
+            </w:r>
+          </w:p>
+        </w:tc>
+      </w:tr>
+      <w:tr>
+        <w:tc>
+          <w:tcPr>
+            <w:tcW w:type="dxa" w:w="2880"/>
+          </w:tcPr>
+          <w:p>
+            <w:r>
+              <w:t>Break fee</w:t>
+            </w:r>
+          </w:p>
+        </w:tc>
+        <w:tc>
+          <w:tcPr>
+            <w:tcW w:type="dxa" w:w="2880"/>
+          </w:tcPr>
+          <w:p>
+            <w:r>
+              <w:t>none</w:t>
+            </w:r>
+          </w:p>
+        </w:tc>
+        <w:tc>
+          <w:tcPr>
+            <w:tcW w:type="dxa" w:w="2880"/>
+          </w:tcPr>
+          <w:p>
+            <w:r>
+              <w:t>1.5M, mutual if Buyer fails to obtain board approval</w:t>
+            </w:r>
+          </w:p>
+        </w:tc>
+      </w:tr>
+      <w:tr>
+        <w:tc>
+          <w:tcPr>
+            <w:tcW w:type="dxa" w:w="2880"/>
+          </w:tcPr>
+          <w:p>
+            <w:r>
+              <w:t>Key employees</w:t>
+            </w:r>
+          </w:p>
+        </w:tc>
+        <w:tc>
+          <w:tcPr>
+            <w:tcW w:type="dxa" w:w="2880"/>
+          </w:tcPr>
+          <w:p>
+            <w:r>
+              <w:t>8 of 12</w:t>
+            </w:r>
+          </w:p>
+        </w:tc>
+        <w:tc>
+          <w:tcPr>
+            <w:tcW w:type="dxa" w:w="2880"/>
+          </w:tcPr>
+          <w:p>
+            <w:r>
+              <w:t>10 of 12</w:t>
+            </w:r>
+          </w:p>
+        </w:tc>
+      </w:tr>
+    </w:tbl>
+    <w:p/>
+    <w:p>
+      <w:r>
+        <w:t>Indemnification procedures, purchase price adjustment mechanics and the full list of fundamental warranties will be set out in the share purchase agreement. Each party bears its own costs. The Buyer's obligations are subject to approval by its board of directors, expected on or before November 18, 2026.</w:t>
+      </w:r>
+    </w:p>
+    <w:p>
       <w:r>
         <w:t>Confidentiality. The existence and terms of this term sheet are confidential and may be disclosed only to the parties' advisors. Governing law: Delaware, except for share transfer formalities, which are governed by Dutch law. Target signing of definitive agreements: December 15, 2026.</w:t>
       </w:r>
     </w:p>
-    <w:p>
-      <w:r>
-        <w:t>Document control and handling. This document is classified CONFIDENTIAL under the Calloway Metrics Information Classification Policy. It may be stored only in approved company systems and must not be uploaded, pasted or summarized in external services, including consumer AI assistants, translation sites or personal email. Printed copies must be shredded after use. Report suspected disclosure to the Security team within one hour of discovery.</w:t>
-      </w:r>
-    </w:p>
     <w:sectPr>
       <w:headerReference w:type="default" r:id="rId9"/>
+      <w:footerReference w:type="default" r:id="rId10"/>
       <w:pgSz w:w="12240" w:h="15840"/>
       <w:pgMar w:top="1440" w:right="1800" w:bottom="1440" w:left="1800" w:header="720" w:footer="720" w:gutter="0"/>
       <w:cols w:space="720"/>
@@ -119,6 +722,19 @@
 </w:document>
 </file>
 
+<file path=word/footer1.xml><?xml version="1.0" encoding="utf-8"?>
+<w:ftr xmlns:m="http://schemas.openxmlformats.org/officeDocument/2006/math" xmlns:mc="http://schemas.openxmlformats.org/markup-compatibility/2006" xmlns:mo="http://schemas.microsoft.com/office/mac/office/2008/main" xmlns:mv="urn:schemas-microsoft-com:mac:vml" xmlns:o="urn:schemas-microsoft-com:office:office" xmlns:r="http://schemas.openxmlformats.org/officeDocument/2006/relationships" xmlns:v="urn:schemas-microsoft-com:vml" xmlns:w10="urn:schemas-microsoft-com:office:word" xmlns:w14="http://schemas.microsoft.com/office/word/2010/wordml" xmlns:w="http://schemas.openxmlformats.org/wordprocessingml/2006/main" xmlns:wne="http://schemas.microsoft.com/office/word/2006/wordml" xmlns:wp14="http://schemas.microsoft.com/office/word/2010/wordprocessingDrawing" xmlns:wp="http://schemas.openxmlformats.org/drawingml/2006/wordprocessingDrawing" xmlns:wpc="http://schemas.microsoft.com/office/word/2010/wordprocessingCanvas" xmlns:wpg="http://schemas.microsoft.com/office/word/2010/wordprocessingGroup" xmlns:wpi="http://schemas.microsoft.com/office/word/2010/wordprocessingInk" xmlns:wps="http://schemas.microsoft.com/office/word/2010/wordprocessingShape" mc:Ignorable="w14 wp14">
+  <w:p>
+    <w:pPr>
+      <w:pStyle w:val="Footer"/>
+    </w:pPr>
+    <w:r>
+      <w:t>Term Sheet: Acquisition of Ferrolake Data Systems B.V. | Draft 4 (Buyer comments) | Internal use only</w:t>
+    </w:r>
+  </w:p>
+</w:ftr>
+</file>
+
 <file path=word/header1.xml><?xml version="1.0" encoding="utf-8"?>
 <w:hdr xmlns:m="http://schemas.openxmlformats.org/officeDocument/2006/math" xmlns:mc="http://schemas.openxmlformats.org/markup-compatibility/2006" xmlns:mo="http://schemas.microsoft.com/office/mac/office/2008/main" xmlns:mv="urn:schemas-microsoft-com:mac:vml" xmlns:o="urn:schemas-microsoft-com:office:office" xmlns:r="http://schemas.openxmlformats.org/officeDocument/2006/relationships" xmlns:v="urn:schemas-microsoft-com:vml" xmlns:w10="urn:schemas-microsoft-com:office:word" xmlns:w14="http://schemas.microsoft.com/office/word/2010/wordml" xmlns:w="http://schemas.openxmlformats.org/wordprocessingml/2006/main" xmlns:wne="http://schemas.microsoft.com/office/word/2006/wordml" xmlns:wp14="http://schemas.microsoft.com/office/word/2010/wordprocessingDrawing" xmlns:wp="http://schemas.openxmlformats.org/drawingml/2006/wordprocessingDrawing" xmlns:wpc="http://schemas.microsoft.com/office/word/2010/wordprocessingCanvas" xmlns:wpg="http://schemas.microsoft.com/office/word/2010/wordprocessingGroup" xmlns:wpi="http://schemas.microsoft.com/office/word/2010/wordprocessingInk" xmlns:wps="http://schemas.microsoft.com/office/word/2010/wordprocessingShape" mc:Ignorable="w14 wp14">
   <w:p>
@@ -126,7 +742,7 @@
       <w:pStyle w:val="Header"/>
     </w:pPr>
     <w:r>
-      <w:t>CONFIDENTIAL</w:t>
+      <w:t>CONFIDENTIAL - Calloway Metrics, Inc.</w:t>
     </w:r>
   </w:p>
 </w:hdr>
@@ -495,6 +1111,10 @@
     <w:name w:val="Normal"/>
     <w:qFormat/>
     <w:rsid w:val="00FC693F"/>
+    <w:rPr>
+      <w:rFonts w:ascii="Calibri" w:hAnsi="Calibri"/>
+      <w:sz w:val="21"/>
+    </w:rPr>
   </w:style>
   <w:style w:type="paragraph" w:styleId="Header">
     <w:name w:val="header"/>

--- a/demo/company-docs/ma-term-sheet-ferrolake.docx
+++ b/demo/company-docs/ma-term-sheet-ferrolake.docx
@@ -160,7 +160,7 @@
         <w:pStyle w:val="ListBullet"/>
       </w:pPr>
       <w:r>
-        <w:t>Earnout: up to 6,000,000 dollars upon achievement of 40 enterprise deployments of the Tidewater product by December 31, 2027</w:t>
+        <w:t>Earnout: up to 6,000,000 dollars upon achievement of 40 enterprise deployments of the Riptrace product by December 31, 2027</w:t>
       </w:r>
     </w:p>
     <w:p>
@@ -710,6 +710,212 @@
         <w:t>Confidentiality. The existence and terms of this term sheet are confidential and may be disclosed only to the parties' advisors. Governing law: Delaware, except for share transfer formalities, which are governed by Dutch law. Target signing of definitive agreements: December 15, 2026.</w:t>
       </w:r>
     </w:p>
+    <w:p>
+      <w:pPr>
+        <w:pStyle w:val="Heading2"/>
+      </w:pPr>
+      <w:r>
+        <w:t>Indicative timetable</w:t>
+      </w:r>
+    </w:p>
+    <w:tbl>
+      <w:tblPr>
+        <w:tblStyle w:val="LightGrid-Accent1"/>
+        <w:tblW w:type="auto" w:w="0"/>
+        <w:tblLook w:firstColumn="1" w:firstRow="1" w:lastColumn="0" w:lastRow="0" w:noHBand="0" w:noVBand="1" w:val="04A0"/>
+      </w:tblPr>
+      <w:tblGrid>
+        <w:gridCol w:w="4320"/>
+        <w:gridCol w:w="4320"/>
+      </w:tblGrid>
+      <w:tr>
+        <w:tc>
+          <w:tcPr>
+            <w:tcW w:type="dxa" w:w="4320"/>
+          </w:tcPr>
+          <w:p>
+            <w:r>
+              <w:t>Date</w:t>
+            </w:r>
+          </w:p>
+        </w:tc>
+        <w:tc>
+          <w:tcPr>
+            <w:tcW w:type="dxa" w:w="4320"/>
+          </w:tcPr>
+          <w:p>
+            <w:r>
+              <w:t>Milestone</w:t>
+            </w:r>
+          </w:p>
+        </w:tc>
+      </w:tr>
+      <w:tr>
+        <w:tc>
+          <w:tcPr>
+            <w:tcW w:type="dxa" w:w="4320"/>
+          </w:tcPr>
+          <w:p>
+            <w:r>
+              <w:t>Oct 9</w:t>
+            </w:r>
+          </w:p>
+        </w:tc>
+        <w:tc>
+          <w:tcPr>
+            <w:tcW w:type="dxa" w:w="4320"/>
+          </w:tcPr>
+          <w:p>
+            <w:r>
+              <w:t>sign term sheet, exclusivity starts</w:t>
+            </w:r>
+          </w:p>
+        </w:tc>
+      </w:tr>
+      <w:tr>
+        <w:tc>
+          <w:tcPr>
+            <w:tcW w:type="dxa" w:w="4320"/>
+          </w:tcPr>
+          <w:p>
+            <w:r>
+              <w:t>Oct 13 to Nov 13</w:t>
+            </w:r>
+          </w:p>
+        </w:tc>
+        <w:tc>
+          <w:tcPr>
+            <w:tcW w:type="dxa" w:w="4320"/>
+          </w:tcPr>
+          <w:p>
+            <w:r>
+              <w:t>confirmatory diligence</w:t>
+            </w:r>
+          </w:p>
+        </w:tc>
+      </w:tr>
+      <w:tr>
+        <w:tc>
+          <w:tcPr>
+            <w:tcW w:type="dxa" w:w="4320"/>
+          </w:tcPr>
+          <w:p>
+            <w:r>
+              <w:t>Oct 16</w:t>
+            </w:r>
+          </w:p>
+        </w:tc>
+        <w:tc>
+          <w:tcPr>
+            <w:tcW w:type="dxa" w:w="4320"/>
+          </w:tcPr>
+          <w:p>
+            <w:r>
+              <w:t>works council advice request submitted</w:t>
+            </w:r>
+          </w:p>
+        </w:tc>
+      </w:tr>
+      <w:tr>
+        <w:tc>
+          <w:tcPr>
+            <w:tcW w:type="dxa" w:w="4320"/>
+          </w:tcPr>
+          <w:p>
+            <w:r>
+              <w:t>Nov 18</w:t>
+            </w:r>
+          </w:p>
+        </w:tc>
+        <w:tc>
+          <w:tcPr>
+            <w:tcW w:type="dxa" w:w="4320"/>
+          </w:tcPr>
+          <w:p>
+            <w:r>
+              <w:t>Buyer board approval</w:t>
+            </w:r>
+          </w:p>
+        </w:tc>
+      </w:tr>
+      <w:tr>
+        <w:tc>
+          <w:tcPr>
+            <w:tcW w:type="dxa" w:w="4320"/>
+          </w:tcPr>
+          <w:p>
+            <w:r>
+              <w:t>Nov 23</w:t>
+            </w:r>
+          </w:p>
+        </w:tc>
+        <w:tc>
+          <w:tcPr>
+            <w:tcW w:type="dxa" w:w="4320"/>
+          </w:tcPr>
+          <w:p>
+            <w:r>
+              <w:t>exclusivity ends unless extended</w:t>
+            </w:r>
+          </w:p>
+        </w:tc>
+      </w:tr>
+      <w:tr>
+        <w:tc>
+          <w:tcPr>
+            <w:tcW w:type="dxa" w:w="4320"/>
+          </w:tcPr>
+          <w:p>
+            <w:r>
+              <w:t>Dec 15</w:t>
+            </w:r>
+          </w:p>
+        </w:tc>
+        <w:tc>
+          <w:tcPr>
+            <w:tcW w:type="dxa" w:w="4320"/>
+          </w:tcPr>
+          <w:p>
+            <w:r>
+              <w:t>sign SPA</w:t>
+            </w:r>
+          </w:p>
+        </w:tc>
+      </w:tr>
+      <w:tr>
+        <w:tc>
+          <w:tcPr>
+            <w:tcW w:type="dxa" w:w="4320"/>
+          </w:tcPr>
+          <w:p>
+            <w:r>
+              <w:t>Jan 2027</w:t>
+            </w:r>
+          </w:p>
+        </w:tc>
+        <w:tc>
+          <w:tcPr>
+            <w:tcW w:type="dxa" w:w="4320"/>
+          </w:tcPr>
+          <w:p>
+            <w:r>
+              <w:t>closing</w:t>
+            </w:r>
+          </w:p>
+        </w:tc>
+      </w:tr>
+    </w:tbl>
+    <w:p/>
+    <w:p>
+      <w:r>
+        <w:t>Each party acknowledges that the Buyer may disclose this term sheet to its lenders under the existing credit facility on a confidential basis. Public announcement only on signing of definitive agreements and in a form agreed by both parties.</w:t>
+      </w:r>
+    </w:p>
+    <w:p>
+      <w:r>
+        <w:t>Signed for and on behalf of Calloway Metrics, Inc.: ____________________ Dana Whitcombe, Chief Executive Officer. Signed for and on behalf of Ferrolake Data Systems B.V.: ____________________ Joost van Tiel, Managing Director.</w:t>
+      </w:r>
+    </w:p>
     <w:sectPr>
       <w:headerReference w:type="default" r:id="rId9"/>
       <w:footerReference w:type="default" r:id="rId10"/>
